--- a/documents/Sitemap.docx
+++ b/documents/Sitemap.docx
@@ -18,27 +18,27 @@
         <mc:AlternateContent>
           <mc:Choice Requires="wps">
             <w:drawing>
-              <wp:anchor distT="0" distB="0" distL="114300" distR="114300" simplePos="0" relativeHeight="251679744" behindDoc="0" locked="0" layoutInCell="1" allowOverlap="1" wp14:anchorId="0EAB91FA" wp14:editId="1AD753DF">
+              <wp:anchor distT="0" distB="0" distL="114300" distR="114300" simplePos="0" relativeHeight="251700224" behindDoc="0" locked="0" layoutInCell="1" allowOverlap="1" wp14:anchorId="2D39DEF1" wp14:editId="00477847">
                 <wp:simplePos x="0" y="0"/>
                 <wp:positionH relativeFrom="column">
-                  <wp:posOffset>-812800</wp:posOffset>
+                  <wp:posOffset>5782807</wp:posOffset>
                 </wp:positionH>
                 <wp:positionV relativeFrom="paragraph">
-                  <wp:posOffset>838200</wp:posOffset>
+                  <wp:posOffset>916001</wp:posOffset>
                 </wp:positionV>
-                <wp:extent cx="63500" cy="3111500"/>
-                <wp:effectExtent l="0" t="0" r="31750" b="31750"/>
+                <wp:extent cx="12700" cy="603250"/>
+                <wp:effectExtent l="0" t="0" r="25400" b="25400"/>
                 <wp:wrapNone/>
-                <wp:docPr id="1706775002" name="Straight Connector 8"/>
+                <wp:docPr id="1908685700" name="Straight Connector 14"/>
                 <wp:cNvGraphicFramePr/>
                 <a:graphic xmlns:a="http://schemas.openxmlformats.org/drawingml/2006/main">
                   <a:graphicData uri="http://schemas.microsoft.com/office/word/2010/wordprocessingShape">
                     <wps:wsp>
                       <wps:cNvCnPr/>
                       <wps:spPr>
-                        <a:xfrm flipH="1">
+                        <a:xfrm>
                           <a:off x="0" y="0"/>
-                          <a:ext cx="63500" cy="3111500"/>
+                          <a:ext cx="12700" cy="603250"/>
                         </a:xfrm>
                         <a:prstGeom prst="line">
                           <a:avLst/>
@@ -62,18 +62,12 @@
                     </wps:wsp>
                   </a:graphicData>
                 </a:graphic>
-                <wp14:sizeRelH relativeFrom="margin">
-                  <wp14:pctWidth>0</wp14:pctWidth>
-                </wp14:sizeRelH>
-                <wp14:sizeRelV relativeFrom="margin">
-                  <wp14:pctHeight>0</wp14:pctHeight>
-                </wp14:sizeRelV>
               </wp:anchor>
             </w:drawing>
           </mc:Choice>
           <mc:Fallback>
             <w:pict>
-              <v:line w14:anchorId="2ACBDB54" id="Straight Connector 8" o:spid="_x0000_s1026" style="position:absolute;flip:x;z-index:251679744;visibility:visible;mso-wrap-style:square;mso-width-percent:0;mso-height-percent:0;mso-wrap-distance-left:9pt;mso-wrap-distance-top:0;mso-wrap-distance-right:9pt;mso-wrap-distance-bottom:0;mso-position-horizontal:absolute;mso-position-horizontal-relative:text;mso-position-vertical:absolute;mso-position-vertical-relative:text;mso-width-percent:0;mso-height-percent:0;mso-width-relative:margin;mso-height-relative:margin" from="-64pt,66pt" to="-59pt,311pt" o:gfxdata="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" strokecolor="#4ea72e [3209]" strokeweight="1pt">
+              <v:line w14:anchorId="2BDDD665" id="Straight Connector 14" o:spid="_x0000_s1026" style="position:absolute;z-index:251700224;visibility:visible;mso-wrap-style:square;mso-wrap-distance-left:9pt;mso-wrap-distance-top:0;mso-wrap-distance-right:9pt;mso-wrap-distance-bottom:0;mso-position-horizontal:absolute;mso-position-horizontal-relative:text;mso-position-vertical:absolute;mso-position-vertical-relative:text" from="455.35pt,72.15pt" to="456.35pt,119.65pt" o:gfxdata="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" strokecolor="#4ea72e [3209]" strokeweight="1pt">
                 <v:stroke joinstyle="miter"/>
               </v:line>
             </w:pict>
@@ -89,13 +83,13 @@
         <mc:AlternateContent>
           <mc:Choice Requires="wps">
             <w:drawing>
-              <wp:anchor distT="0" distB="0" distL="114300" distR="114300" simplePos="0" relativeHeight="251696128" behindDoc="0" locked="0" layoutInCell="1" allowOverlap="1" wp14:anchorId="3D012C54" wp14:editId="5C318BE2">
+              <wp:anchor distT="0" distB="0" distL="114300" distR="114300" simplePos="0" relativeHeight="251696128" behindDoc="0" locked="0" layoutInCell="1" allowOverlap="1" wp14:anchorId="3D012C54" wp14:editId="3776E138">
                 <wp:simplePos x="0" y="0"/>
                 <wp:positionH relativeFrom="column">
-                  <wp:posOffset>5187950</wp:posOffset>
+                  <wp:posOffset>4782434</wp:posOffset>
                 </wp:positionH>
                 <wp:positionV relativeFrom="paragraph">
-                  <wp:posOffset>1435100</wp:posOffset>
+                  <wp:posOffset>1482808</wp:posOffset>
                 </wp:positionV>
                 <wp:extent cx="1574800" cy="1479550"/>
                 <wp:effectExtent l="0" t="0" r="25400" b="25400"/>
@@ -226,7 +220,7 @@
           </mc:Choice>
           <mc:Fallback>
             <w:pict>
-              <v:rect w14:anchorId="3D012C54" id="Rectangle 10" o:spid="_x0000_s1026" style="position:absolute;margin-left:408.5pt;margin-top:113pt;width:124pt;height:116.5pt;z-index:251696128;visibility:visible;mso-wrap-style:square;mso-height-percent:0;mso-wrap-distance-left:9pt;mso-wrap-distance-top:0;mso-wrap-distance-right:9pt;mso-wrap-distance-bottom:0;mso-position-horizontal:absolute;mso-position-horizontal-relative:text;mso-position-vertical:absolute;mso-position-vertical-relative:text;mso-height-percent:0;mso-height-relative:margin;v-text-anchor:middle" o:gfxdata="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" fillcolor="#156082 [3204]" strokecolor="#030e13 [484]" strokeweight="1.5pt">
+              <v:rect w14:anchorId="3D012C54" id="Rectangle 10" o:spid="_x0000_s1026" style="position:absolute;margin-left:376.55pt;margin-top:116.75pt;width:124pt;height:116.5pt;z-index:251696128;visibility:visible;mso-wrap-style:square;mso-height-percent:0;mso-wrap-distance-left:9pt;mso-wrap-distance-top:0;mso-wrap-distance-right:9pt;mso-wrap-distance-bottom:0;mso-position-horizontal:absolute;mso-position-horizontal-relative:text;mso-position-vertical:absolute;mso-position-vertical-relative:text;mso-height-percent:0;mso-height-relative:margin;v-text-anchor:middle" o:gfxdata="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" fillcolor="#156082 [3204]" strokecolor="#030e13 [484]" strokeweight="1.5pt">
                 <v:textbox>
                   <w:txbxContent>
                     <w:p>
@@ -319,27 +313,27 @@
         <mc:AlternateContent>
           <mc:Choice Requires="wps">
             <w:drawing>
-              <wp:anchor distT="0" distB="0" distL="114300" distR="114300" simplePos="0" relativeHeight="251700224" behindDoc="0" locked="0" layoutInCell="1" allowOverlap="1" wp14:anchorId="2D39DEF1" wp14:editId="27476DA7">
+              <wp:anchor distT="0" distB="0" distL="114300" distR="114300" simplePos="0" relativeHeight="251679744" behindDoc="0" locked="0" layoutInCell="1" allowOverlap="1" wp14:anchorId="0EAB91FA" wp14:editId="44AF2877">
                 <wp:simplePos x="0" y="0"/>
                 <wp:positionH relativeFrom="column">
-                  <wp:posOffset>6045200</wp:posOffset>
+                  <wp:posOffset>-812800</wp:posOffset>
                 </wp:positionH>
                 <wp:positionV relativeFrom="paragraph">
-                  <wp:posOffset>908050</wp:posOffset>
+                  <wp:posOffset>838200</wp:posOffset>
                 </wp:positionV>
-                <wp:extent cx="12700" cy="603250"/>
-                <wp:effectExtent l="0" t="0" r="25400" b="25400"/>
+                <wp:extent cx="63500" cy="3111500"/>
+                <wp:effectExtent l="0" t="0" r="31750" b="31750"/>
                 <wp:wrapNone/>
-                <wp:docPr id="1908685700" name="Straight Connector 14"/>
+                <wp:docPr id="1706775002" name="Straight Connector 8"/>
                 <wp:cNvGraphicFramePr/>
                 <a:graphic xmlns:a="http://schemas.openxmlformats.org/drawingml/2006/main">
                   <a:graphicData uri="http://schemas.microsoft.com/office/word/2010/wordprocessingShape">
                     <wps:wsp>
                       <wps:cNvCnPr/>
                       <wps:spPr>
-                        <a:xfrm>
+                        <a:xfrm flipH="1">
                           <a:off x="0" y="0"/>
-                          <a:ext cx="12700" cy="603250"/>
+                          <a:ext cx="63500" cy="3111500"/>
                         </a:xfrm>
                         <a:prstGeom prst="line">
                           <a:avLst/>
@@ -363,12 +357,18 @@
                     </wps:wsp>
                   </a:graphicData>
                 </a:graphic>
+                <wp14:sizeRelH relativeFrom="margin">
+                  <wp14:pctWidth>0</wp14:pctWidth>
+                </wp14:sizeRelH>
+                <wp14:sizeRelV relativeFrom="margin">
+                  <wp14:pctHeight>0</wp14:pctHeight>
+                </wp14:sizeRelV>
               </wp:anchor>
             </w:drawing>
           </mc:Choice>
           <mc:Fallback>
             <w:pict>
-              <v:line w14:anchorId="1899CECE" id="Straight Connector 14" o:spid="_x0000_s1026" style="position:absolute;z-index:251700224;visibility:visible;mso-wrap-style:square;mso-wrap-distance-left:9pt;mso-wrap-distance-top:0;mso-wrap-distance-right:9pt;mso-wrap-distance-bottom:0;mso-position-horizontal:absolute;mso-position-horizontal-relative:text;mso-position-vertical:absolute;mso-position-vertical-relative:text" from="476pt,71.5pt" to="477pt,119pt" o:gfxdata="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" strokecolor="#4ea72e [3209]" strokeweight="1pt">
+              <v:line w14:anchorId="3F1E4F52" id="Straight Connector 8" o:spid="_x0000_s1026" style="position:absolute;flip:x;z-index:251679744;visibility:visible;mso-wrap-style:square;mso-width-percent:0;mso-height-percent:0;mso-wrap-distance-left:9pt;mso-wrap-distance-top:0;mso-wrap-distance-right:9pt;mso-wrap-distance-bottom:0;mso-position-horizontal:absolute;mso-position-horizontal-relative:text;mso-position-vertical:absolute;mso-position-vertical-relative:text;mso-width-percent:0;mso-height-percent:0;mso-width-relative:margin;mso-height-relative:margin" from="-64pt,66pt" to="-59pt,311pt" o:gfxdata="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" strokecolor="#4ea72e [3209]" strokeweight="1pt">
                 <v:stroke joinstyle="miter"/>
               </v:line>
             </w:pict>
@@ -858,21 +858,7 @@
                                 <w:sz w:val="20"/>
                                 <w:szCs w:val="20"/>
                               </w:rPr>
-                              <w:t xml:space="preserve">Mission </w:t>
-                            </w:r>
-                            <w:r>
-                              <w:rPr>
-                                <w:sz w:val="20"/>
-                                <w:szCs w:val="20"/>
-                              </w:rPr>
-                              <w:t>Vision</w:t>
-                            </w:r>
-                            <w:r>
-                              <w:rPr>
-                                <w:sz w:val="20"/>
-                                <w:szCs w:val="20"/>
-                              </w:rPr>
-                              <w:t>:</w:t>
+                              <w:t>Mission Vision:</w:t>
                             </w:r>
                           </w:p>
                           <w:p>
@@ -3027,6 +3013,7 @@
   <w:style w:type="character" w:default="1" w:styleId="DefaultParagraphFont">
     <w:name w:val="Default Paragraph Font"/>
     <w:uiPriority w:val="1"/>
+    <w:semiHidden/>
     <w:unhideWhenUsed/>
   </w:style>
   <w:style w:type="table" w:default="1" w:styleId="TableNormal">
